--- a/doc/UserStorie_WallVibes.docx
+++ b/doc/UserStorie_WallVibes.docx
@@ -1516,27 +1516,6 @@
     </w:p>
     <w:p>
       <w:pPr>
-        <w:rPr>
-          <w:rFonts w:ascii="Calibri" w:hAnsi="Calibri" w:cs="Calibri"/>
-        </w:rPr>
-      </w:pPr>
-      <w:r>
-        <w:rPr>
-          <w:rFonts w:ascii="Calibri" w:hAnsi="Calibri" w:cs="Calibri"/>
-        </w:rPr>
-        <w:br w:type="page"/>
-      </w:r>
-    </w:p>
-    <w:p>
-      <w:pPr>
-        <w:pStyle w:val="Lijstalinea"/>
-        <w:rPr>
-          <w:rFonts w:ascii="Calibri" w:hAnsi="Calibri" w:cs="Calibri"/>
-        </w:rPr>
-      </w:pPr>
-    </w:p>
-    <w:p>
-      <w:pPr>
         <w:pStyle w:val="Lijstalinea"/>
         <w:numPr>
           <w:ilvl w:val="0"/>
@@ -1544,355 +1523,8 @@
         </w:numPr>
         <w:rPr>
           <w:rFonts w:ascii="Calibri" w:hAnsi="Calibri" w:cs="Calibri"/>
-          <w:b/>
-          <w:bCs/>
-          <w:color w:val="FFC000"/>
           <w:sz w:val="28"/>
           <w:szCs w:val="28"/>
-          <w:u w:val="single"/>
-        </w:rPr>
-      </w:pPr>
-      <w:r>
-        <w:rPr>
-          <w:rFonts w:ascii="Calibri" w:hAnsi="Calibri" w:cs="Calibri"/>
-          <w:b/>
-          <w:bCs/>
-          <w:color w:val="FFC000"/>
-          <w:sz w:val="28"/>
-          <w:szCs w:val="28"/>
-          <w:u w:val="single"/>
-        </w:rPr>
-        <w:t>Locatie details bekijken</w:t>
-      </w:r>
-    </w:p>
-    <w:p>
-      <w:pPr>
-        <w:pStyle w:val="Lijstalinea"/>
-        <w:rPr>
-          <w:rFonts w:ascii="Calibri" w:hAnsi="Calibri" w:cs="Calibri"/>
-          <w:color w:val="FFC000"/>
-        </w:rPr>
-      </w:pPr>
-    </w:p>
-    <w:p>
-      <w:pPr>
-        <w:pStyle w:val="Lijstalinea"/>
-        <w:rPr>
-          <w:rFonts w:ascii="Calibri" w:hAnsi="Calibri" w:cs="Calibri"/>
-          <w:color w:val="FFC000"/>
-        </w:rPr>
-      </w:pPr>
-      <w:r>
-        <w:rPr>
-          <w:rFonts w:ascii="Calibri" w:hAnsi="Calibri" w:cs="Calibri"/>
-          <w:color w:val="FFC000"/>
-        </w:rPr>
-        <w:t>Als bezoeker wil ik de details van een locatie kunnen bekijken zodat ik meer informatie krijg voor mijn bezoek.</w:t>
-      </w:r>
-    </w:p>
-    <w:p>
-      <w:pPr>
-        <w:pStyle w:val="Lijstalinea"/>
-        <w:rPr>
-          <w:rFonts w:ascii="Calibri" w:hAnsi="Calibri" w:cs="Calibri"/>
-          <w:b/>
-          <w:bCs/>
-          <w:color w:val="FFC000"/>
-        </w:rPr>
-      </w:pPr>
-    </w:p>
-    <w:p>
-      <w:pPr>
-        <w:pStyle w:val="Lijstalinea"/>
-        <w:rPr>
-          <w:rFonts w:ascii="Calibri" w:hAnsi="Calibri" w:cs="Calibri"/>
-          <w:b/>
-          <w:bCs/>
-          <w:color w:val="FFC000"/>
-          <w:sz w:val="24"/>
-          <w:szCs w:val="24"/>
-        </w:rPr>
-      </w:pPr>
-      <w:proofErr w:type="spellStart"/>
-      <w:r>
-        <w:rPr>
-          <w:rFonts w:ascii="Calibri" w:hAnsi="Calibri" w:cs="Calibri"/>
-          <w:b/>
-          <w:bCs/>
-          <w:color w:val="FFC000"/>
-          <w:sz w:val="24"/>
-          <w:szCs w:val="24"/>
-        </w:rPr>
-        <w:t>Acceptance</w:t>
-      </w:r>
-      <w:proofErr w:type="spellEnd"/>
-      <w:r>
-        <w:rPr>
-          <w:rFonts w:ascii="Calibri" w:hAnsi="Calibri" w:cs="Calibri"/>
-          <w:b/>
-          <w:bCs/>
-          <w:color w:val="FFC000"/>
-          <w:sz w:val="24"/>
-          <w:szCs w:val="24"/>
-        </w:rPr>
-        <w:t xml:space="preserve"> Criteria:</w:t>
-      </w:r>
-    </w:p>
-    <w:p>
-      <w:pPr>
-        <w:pStyle w:val="Lijstalinea"/>
-        <w:rPr>
-          <w:rFonts w:ascii="Calibri" w:hAnsi="Calibri" w:cs="Calibri"/>
-          <w:b/>
-          <w:bCs/>
-          <w:color w:val="FFC000"/>
-        </w:rPr>
-      </w:pPr>
-    </w:p>
-    <w:p>
-      <w:pPr>
-        <w:pStyle w:val="Lijstalinea"/>
-        <w:rPr>
-          <w:rFonts w:ascii="Calibri" w:hAnsi="Calibri" w:cs="Calibri"/>
-          <w:color w:val="FFC000"/>
-        </w:rPr>
-      </w:pPr>
-      <w:proofErr w:type="spellStart"/>
-      <w:r>
-        <w:rPr>
-          <w:rFonts w:ascii="Calibri" w:hAnsi="Calibri" w:cs="Calibri"/>
-          <w:b/>
-          <w:bCs/>
-          <w:color w:val="FFC000"/>
-          <w:sz w:val="24"/>
-          <w:szCs w:val="24"/>
-        </w:rPr>
-        <w:t>Given</w:t>
-      </w:r>
-      <w:proofErr w:type="spellEnd"/>
-      <w:r>
-        <w:rPr>
-          <w:rFonts w:ascii="Calibri" w:hAnsi="Calibri" w:cs="Calibri"/>
-          <w:color w:val="FFC000"/>
-        </w:rPr>
-        <w:t xml:space="preserve"> </w:t>
-      </w:r>
-      <w:r>
-        <w:rPr>
-          <w:rFonts w:ascii="Calibri" w:hAnsi="Calibri" w:cs="Calibri"/>
-          <w:color w:val="FFC000"/>
-        </w:rPr>
-        <w:sym w:font="Wingdings" w:char="F0E0"/>
-      </w:r>
-      <w:r>
-        <w:rPr>
-          <w:rFonts w:ascii="Calibri" w:hAnsi="Calibri" w:cs="Calibri"/>
-          <w:color w:val="FFC000"/>
-        </w:rPr>
-        <w:t xml:space="preserve"> </w:t>
-      </w:r>
-      <w:r>
-        <w:rPr>
-          <w:rFonts w:ascii="Calibri" w:hAnsi="Calibri" w:cs="Calibri"/>
-          <w:color w:val="FFC000"/>
-        </w:rPr>
-        <w:t>bezoeker klikt op een locatie</w:t>
-      </w:r>
-    </w:p>
-    <w:p>
-      <w:pPr>
-        <w:pStyle w:val="Lijstalinea"/>
-        <w:rPr>
-          <w:rFonts w:ascii="Calibri" w:hAnsi="Calibri" w:cs="Calibri"/>
-          <w:color w:val="FFC000"/>
-        </w:rPr>
-      </w:pPr>
-      <w:proofErr w:type="spellStart"/>
-      <w:r>
-        <w:rPr>
-          <w:rFonts w:ascii="Calibri" w:hAnsi="Calibri" w:cs="Calibri"/>
-          <w:b/>
-          <w:bCs/>
-          <w:color w:val="FFC000"/>
-          <w:sz w:val="24"/>
-          <w:szCs w:val="24"/>
-        </w:rPr>
-        <w:t>When</w:t>
-      </w:r>
-      <w:proofErr w:type="spellEnd"/>
-      <w:r>
-        <w:rPr>
-          <w:rFonts w:ascii="Calibri" w:hAnsi="Calibri" w:cs="Calibri"/>
-          <w:color w:val="FFC000"/>
-        </w:rPr>
-        <w:t xml:space="preserve"> </w:t>
-      </w:r>
-      <w:r>
-        <w:rPr>
-          <w:rFonts w:ascii="Calibri" w:hAnsi="Calibri" w:cs="Calibri"/>
-          <w:color w:val="FFC000"/>
-        </w:rPr>
-        <w:sym w:font="Wingdings" w:char="F0E0"/>
-      </w:r>
-      <w:r>
-        <w:rPr>
-          <w:rFonts w:ascii="Calibri" w:hAnsi="Calibri" w:cs="Calibri"/>
-          <w:color w:val="FFC000"/>
-        </w:rPr>
-        <w:t xml:space="preserve"> </w:t>
-      </w:r>
-      <w:r>
-        <w:rPr>
-          <w:rFonts w:ascii="Calibri" w:hAnsi="Calibri" w:cs="Calibri"/>
-          <w:color w:val="FFC000"/>
-        </w:rPr>
-        <w:t xml:space="preserve">detailpagina of </w:t>
-      </w:r>
-      <w:proofErr w:type="spellStart"/>
-      <w:r>
-        <w:rPr>
-          <w:rFonts w:ascii="Calibri" w:hAnsi="Calibri" w:cs="Calibri"/>
-          <w:color w:val="FFC000"/>
-        </w:rPr>
-        <w:t>popup</w:t>
-      </w:r>
-      <w:proofErr w:type="spellEnd"/>
-      <w:r>
-        <w:rPr>
-          <w:rFonts w:ascii="Calibri" w:hAnsi="Calibri" w:cs="Calibri"/>
-          <w:color w:val="FFC000"/>
-        </w:rPr>
-        <w:t xml:space="preserve"> opent</w:t>
-      </w:r>
-    </w:p>
-    <w:p>
-      <w:pPr>
-        <w:pStyle w:val="Lijstalinea"/>
-        <w:rPr>
-          <w:rFonts w:ascii="Calibri" w:hAnsi="Calibri" w:cs="Calibri"/>
-          <w:color w:val="FFC000"/>
-        </w:rPr>
-      </w:pPr>
-      <w:proofErr w:type="spellStart"/>
-      <w:r>
-        <w:rPr>
-          <w:rFonts w:ascii="Calibri" w:hAnsi="Calibri" w:cs="Calibri"/>
-          <w:b/>
-          <w:bCs/>
-          <w:color w:val="FFC000"/>
-          <w:sz w:val="24"/>
-          <w:szCs w:val="24"/>
-        </w:rPr>
-        <w:t>Then</w:t>
-      </w:r>
-      <w:proofErr w:type="spellEnd"/>
-      <w:r>
-        <w:rPr>
-          <w:rFonts w:ascii="Calibri" w:hAnsi="Calibri" w:cs="Calibri"/>
-          <w:color w:val="FFC000"/>
-        </w:rPr>
-        <w:t xml:space="preserve"> </w:t>
-      </w:r>
-      <w:r>
-        <w:rPr>
-          <w:rFonts w:ascii="Calibri" w:hAnsi="Calibri" w:cs="Calibri"/>
-          <w:color w:val="FFC000"/>
-        </w:rPr>
-        <w:sym w:font="Wingdings" w:char="F0E0"/>
-      </w:r>
-      <w:r>
-        <w:rPr>
-          <w:rFonts w:ascii="Calibri" w:hAnsi="Calibri" w:cs="Calibri"/>
-          <w:color w:val="FFC000"/>
-        </w:rPr>
-        <w:t xml:space="preserve"> worden alle beschikbare gegevens getoond: naam, artiest, gemeente, postcode, jaar, beschrijving</w:t>
-      </w:r>
-    </w:p>
-    <w:p>
-      <w:pPr>
-        <w:pStyle w:val="Lijstalinea"/>
-        <w:rPr>
-          <w:rFonts w:ascii="Calibri" w:hAnsi="Calibri" w:cs="Calibri"/>
-          <w:color w:val="FFC000"/>
-        </w:rPr>
-      </w:pPr>
-      <w:proofErr w:type="spellStart"/>
-      <w:r>
-        <w:rPr>
-          <w:rFonts w:ascii="Calibri" w:hAnsi="Calibri" w:cs="Calibri"/>
-          <w:b/>
-          <w:bCs/>
-          <w:color w:val="FFC000"/>
-          <w:sz w:val="24"/>
-          <w:szCs w:val="24"/>
-        </w:rPr>
-        <w:t>And</w:t>
-      </w:r>
-      <w:proofErr w:type="spellEnd"/>
-      <w:r>
-        <w:rPr>
-          <w:rFonts w:ascii="Calibri" w:hAnsi="Calibri" w:cs="Calibri"/>
-          <w:b/>
-          <w:bCs/>
-          <w:color w:val="FFC000"/>
-          <w:sz w:val="24"/>
-          <w:szCs w:val="24"/>
-        </w:rPr>
-        <w:t xml:space="preserve"> </w:t>
-      </w:r>
-      <w:r>
-        <w:rPr>
-          <w:rFonts w:ascii="Calibri" w:hAnsi="Calibri" w:cs="Calibri"/>
-          <w:color w:val="FFC000"/>
-        </w:rPr>
-        <w:sym w:font="Wingdings" w:char="F0E0"/>
-      </w:r>
-      <w:r>
-        <w:rPr>
-          <w:rFonts w:ascii="Calibri" w:hAnsi="Calibri" w:cs="Calibri"/>
-          <w:color w:val="FFC000"/>
-        </w:rPr>
-        <w:t xml:space="preserve"> </w:t>
-      </w:r>
-      <w:r>
-        <w:rPr>
-          <w:rFonts w:ascii="Calibri" w:hAnsi="Calibri" w:cs="Calibri"/>
-          <w:color w:val="FFC000"/>
-        </w:rPr>
-        <w:t>wordt een kaart of coördinaten getoond indien beschikbaar</w:t>
-      </w:r>
-    </w:p>
-    <w:p>
-      <w:pPr>
-        <w:pStyle w:val="Lijstalinea"/>
-        <w:rPr>
-          <w:rFonts w:ascii="Calibri" w:hAnsi="Calibri" w:cs="Calibri"/>
-          <w:color w:val="FFC000"/>
-        </w:rPr>
-      </w:pPr>
-    </w:p>
-    <w:p>
-      <w:pPr>
-        <w:pStyle w:val="Lijstalinea"/>
-        <w:rPr>
-          <w:rFonts w:ascii="Calibri" w:hAnsi="Calibri" w:cs="Calibri"/>
-        </w:rPr>
-      </w:pPr>
-    </w:p>
-    <w:p>
-      <w:pPr>
-        <w:pStyle w:val="Lijstalinea"/>
-        <w:numPr>
-          <w:ilvl w:val="0"/>
-          <w:numId w:val="3"/>
-        </w:numPr>
-        <w:rPr>
-          <w:rFonts w:ascii="Calibri" w:hAnsi="Calibri" w:cs="Calibri"/>
-          <w:b/>
-          <w:bCs/>
-          <w:sz w:val="28"/>
-          <w:szCs w:val="28"/>
-          <w:u w:val="single"/>
         </w:rPr>
       </w:pPr>
       <w:r>
@@ -3719,8 +3351,8 @@
   <w:abstractNum w:abstractNumId="0" w15:restartNumberingAfterBreak="0">
     <w:nsid w:val="51DB02F0"/>
     <w:multiLevelType w:val="hybridMultilevel"/>
-    <w:tmpl w:val="FCA6F14C"/>
-    <w:lvl w:ilvl="0" w:tplc="0813000F">
+    <w:tmpl w:val="D1E023A6"/>
+    <w:lvl w:ilvl="0" w:tplc="D9CE73AE">
       <w:start w:val="1"/>
       <w:numFmt w:val="decimal"/>
       <w:lvlText w:val="%1."/>
@@ -3730,6 +3362,8 @@
       </w:pPr>
       <w:rPr>
         <w:rFonts w:hint="default"/>
+        <w:b/>
+        <w:bCs/>
       </w:rPr>
     </w:lvl>
     <w:lvl w:ilvl="1" w:tplc="08130019">
